--- a/klagomål/A 418-2026 FSC-klagomål.docx
+++ b/klagomål/A 418-2026 FSC-klagomål.docx
@@ -1470,7 +1470,7 @@
     <w:r>
       <w:tab/>
       <w:tab/>
-      <w:t>2026-09-14</w:t>
+      <w:t>2026-09-15</w:t>
       <w:br/>
       <w:br/>
     </w:r>

--- a/klagomål/A 418-2026 FSC-klagomål.docx
+++ b/klagomål/A 418-2026 FSC-klagomål.docx
@@ -1470,7 +1470,7 @@
     <w:r>
       <w:tab/>
       <w:tab/>
-      <w:t>2026-09-15</w:t>
+      <w:t>2026-09-16</w:t>
       <w:br/>
       <w:br/>
     </w:r>

--- a/klagomål/A 418-2026 FSC-klagomål.docx
+++ b/klagomål/A 418-2026 FSC-klagomål.docx
@@ -1470,7 +1470,7 @@
     <w:r>
       <w:tab/>
       <w:tab/>
-      <w:t>2026-09-16</w:t>
+      <w:t>2026-09-17</w:t>
       <w:br/>
       <w:br/>
     </w:r>

--- a/klagomål/A 418-2026 FSC-klagomål.docx
+++ b/klagomål/A 418-2026 FSC-klagomål.docx
@@ -1470,7 +1470,7 @@
     <w:r>
       <w:tab/>
       <w:tab/>
-      <w:t>2026-09-17</w:t>
+      <w:t>2026-09-18</w:t>
       <w:br/>
       <w:br/>
     </w:r>

--- a/klagomål/A 418-2026 FSC-klagomål.docx
+++ b/klagomål/A 418-2026 FSC-klagomål.docx
@@ -1470,7 +1470,7 @@
     <w:r>
       <w:tab/>
       <w:tab/>
-      <w:t>2026-09-18</w:t>
+      <w:t>2026-09-19</w:t>
       <w:br/>
       <w:br/>
     </w:r>

--- a/klagomål/A 418-2026 FSC-klagomål.docx
+++ b/klagomål/A 418-2026 FSC-klagomål.docx
@@ -1470,7 +1470,7 @@
     <w:r>
       <w:tab/>
       <w:tab/>
-      <w:t>2026-09-19</w:t>
+      <w:t>2026-09-21</w:t>
       <w:br/>
       <w:br/>
     </w:r>

--- a/klagomål/A 418-2026 FSC-klagomål.docx
+++ b/klagomål/A 418-2026 FSC-klagomål.docx
@@ -346,7 +346,7 @@
       <w:r>
         <w:drawing>
           <wp:inline xmlns:a="http://schemas.openxmlformats.org/drawingml/2006/main" xmlns:pic="http://schemas.openxmlformats.org/drawingml/2006/picture">
-            <wp:extent cx="5486400" cy="6458505"/>
+            <wp:extent cx="5486400" cy="6450676"/>
             <wp:docPr id="2" name="Picture 2"/>
             <wp:cNvGraphicFramePr>
               <a:graphicFrameLocks noChangeAspect="1"/>
@@ -367,7 +367,7 @@
                   <pic:spPr>
                     <a:xfrm>
                       <a:off x="0" y="0"/>
-                      <a:ext cx="5486400" cy="6458505"/>
+                      <a:ext cx="5486400" cy="6450676"/>
                     </a:xfrm>
                     <a:prstGeom prst="rect"/>
                   </pic:spPr>
@@ -1470,7 +1470,7 @@
     <w:r>
       <w:tab/>
       <w:tab/>
-      <w:t>2026-09-21</w:t>
+      <w:t>2026-09-23</w:t>
       <w:br/>
       <w:br/>
     </w:r>

--- a/klagomål/A 418-2026 FSC-klagomål.docx
+++ b/klagomål/A 418-2026 FSC-klagomål.docx
@@ -346,7 +346,7 @@
       <w:r>
         <w:drawing>
           <wp:inline xmlns:a="http://schemas.openxmlformats.org/drawingml/2006/main" xmlns:pic="http://schemas.openxmlformats.org/drawingml/2006/picture">
-            <wp:extent cx="5486400" cy="6450676"/>
+            <wp:extent cx="5486400" cy="6458505"/>
             <wp:docPr id="2" name="Picture 2"/>
             <wp:cNvGraphicFramePr>
               <a:graphicFrameLocks noChangeAspect="1"/>
@@ -367,7 +367,7 @@
                   <pic:spPr>
                     <a:xfrm>
                       <a:off x="0" y="0"/>
-                      <a:ext cx="5486400" cy="6450676"/>
+                      <a:ext cx="5486400" cy="6458505"/>
                     </a:xfrm>
                     <a:prstGeom prst="rect"/>
                   </pic:spPr>
@@ -1470,7 +1470,7 @@
     <w:r>
       <w:tab/>
       <w:tab/>
-      <w:t>2026-09-23</w:t>
+      <w:t>2026-09-24</w:t>
       <w:br/>
       <w:br/>
     </w:r>

--- a/klagomål/A 418-2026 FSC-klagomål.docx
+++ b/klagomål/A 418-2026 FSC-klagomål.docx
@@ -1470,7 +1470,7 @@
     <w:r>
       <w:tab/>
       <w:tab/>
-      <w:t>2026-09-24</w:t>
+      <w:t>2026-09-25</w:t>
       <w:br/>
       <w:br/>
     </w:r>

--- a/klagomål/A 418-2026 FSC-klagomål.docx
+++ b/klagomål/A 418-2026 FSC-klagomål.docx
@@ -1470,7 +1470,7 @@
     <w:r>
       <w:tab/>
       <w:tab/>
-      <w:t>2026-09-25</w:t>
+      <w:t>2026-09-26</w:t>
       <w:br/>
       <w:br/>
     </w:r>

--- a/klagomål/A 418-2026 FSC-klagomål.docx
+++ b/klagomål/A 418-2026 FSC-klagomål.docx
@@ -1470,7 +1470,7 @@
     <w:r>
       <w:tab/>
       <w:tab/>
-      <w:t>2026-09-26</w:t>
+      <w:t>2026-09-27</w:t>
       <w:br/>
       <w:br/>
     </w:r>

--- a/klagomål/A 418-2026 FSC-klagomål.docx
+++ b/klagomål/A 418-2026 FSC-klagomål.docx
@@ -1470,7 +1470,7 @@
     <w:r>
       <w:tab/>
       <w:tab/>
-      <w:t>2026-09-27</w:t>
+      <w:t>2026-09-28</w:t>
       <w:br/>
       <w:br/>
     </w:r>

--- a/klagomål/A 418-2026 FSC-klagomål.docx
+++ b/klagomål/A 418-2026 FSC-klagomål.docx
@@ -1470,7 +1470,7 @@
     <w:r>
       <w:tab/>
       <w:tab/>
-      <w:t>2026-09-28</w:t>
+      <w:t>2026-09-29</w:t>
       <w:br/>
       <w:br/>
     </w:r>

--- a/klagomål/A 418-2026 FSC-klagomål.docx
+++ b/klagomål/A 418-2026 FSC-klagomål.docx
@@ -1470,7 +1470,7 @@
     <w:r>
       <w:tab/>
       <w:tab/>
-      <w:t>2026-09-29</w:t>
+      <w:t>2026-09-30</w:t>
       <w:br/>
       <w:br/>
     </w:r>

--- a/klagomål/A 418-2026 FSC-klagomål.docx
+++ b/klagomål/A 418-2026 FSC-klagomål.docx
@@ -1470,7 +1470,7 @@
     <w:r>
       <w:tab/>
       <w:tab/>
-      <w:t>2026-09-30</w:t>
+      <w:t>2026-10-01</w:t>
       <w:br/>
       <w:br/>
     </w:r>

--- a/klagomål/A 418-2026 FSC-klagomål.docx
+++ b/klagomål/A 418-2026 FSC-klagomål.docx
@@ -1470,7 +1470,7 @@
     <w:r>
       <w:tab/>
       <w:tab/>
-      <w:t>2026-10-01</w:t>
+      <w:t>2026-10-02</w:t>
       <w:br/>
       <w:br/>
     </w:r>

--- a/klagomål/A 418-2026 FSC-klagomål.docx
+++ b/klagomål/A 418-2026 FSC-klagomål.docx
@@ -1470,7 +1470,7 @@
     <w:r>
       <w:tab/>
       <w:tab/>
-      <w:t>2026-10-02</w:t>
+      <w:t>2026-10-03</w:t>
       <w:br/>
       <w:br/>
     </w:r>

--- a/klagomål/A 418-2026 FSC-klagomål.docx
+++ b/klagomål/A 418-2026 FSC-klagomål.docx
@@ -1470,7 +1470,7 @@
     <w:r>
       <w:tab/>
       <w:tab/>
-      <w:t>2026-10-03</w:t>
+      <w:t>2026-10-04</w:t>
       <w:br/>
       <w:br/>
     </w:r>

--- a/klagomål/A 418-2026 FSC-klagomål.docx
+++ b/klagomål/A 418-2026 FSC-klagomål.docx
@@ -1470,7 +1470,7 @@
     <w:r>
       <w:tab/>
       <w:tab/>
-      <w:t>2026-10-04</w:t>
+      <w:t>2026-10-05</w:t>
       <w:br/>
       <w:br/>
     </w:r>

--- a/klagomål/A 418-2026 FSC-klagomål.docx
+++ b/klagomål/A 418-2026 FSC-klagomål.docx
@@ -1470,7 +1470,7 @@
     <w:r>
       <w:tab/>
       <w:tab/>
-      <w:t>2026-10-05</w:t>
+      <w:t>2026-10-06</w:t>
       <w:br/>
       <w:br/>
     </w:r>

--- a/klagomål/A 418-2026 FSC-klagomål.docx
+++ b/klagomål/A 418-2026 FSC-klagomål.docx
@@ -1470,7 +1470,7 @@
     <w:r>
       <w:tab/>
       <w:tab/>
-      <w:t>2026-10-06</w:t>
+      <w:t>2026-10-07</w:t>
       <w:br/>
       <w:br/>
     </w:r>

--- a/klagomål/A 418-2026 FSC-klagomål.docx
+++ b/klagomål/A 418-2026 FSC-klagomål.docx
@@ -1470,7 +1470,7 @@
     <w:r>
       <w:tab/>
       <w:tab/>
-      <w:t>2026-10-07</w:t>
+      <w:t>2026-10-08</w:t>
       <w:br/>
       <w:br/>
     </w:r>

--- a/klagomål/A 418-2026 FSC-klagomål.docx
+++ b/klagomål/A 418-2026 FSC-klagomål.docx
@@ -1470,7 +1470,7 @@
     <w:r>
       <w:tab/>
       <w:tab/>
-      <w:t>2026-10-08</w:t>
+      <w:t>2026-10-09</w:t>
       <w:br/>
       <w:br/>
     </w:r>

--- a/klagomål/A 418-2026 FSC-klagomål.docx
+++ b/klagomål/A 418-2026 FSC-klagomål.docx
@@ -178,7 +178,7 @@
       <w:r>
         <w:drawing>
           <wp:inline xmlns:a="http://schemas.openxmlformats.org/drawingml/2006/main" xmlns:pic="http://schemas.openxmlformats.org/drawingml/2006/picture">
-            <wp:extent cx="5486400" cy="4942856"/>
+            <wp:extent cx="5486400" cy="4938269"/>
             <wp:docPr id="1" name="Picture 1"/>
             <wp:cNvGraphicFramePr>
               <a:graphicFrameLocks noChangeAspect="1"/>
@@ -199,7 +199,7 @@
                   <pic:spPr>
                     <a:xfrm>
                       <a:off x="0" y="0"/>
-                      <a:ext cx="5486400" cy="4942856"/>
+                      <a:ext cx="5486400" cy="4938269"/>
                     </a:xfrm>
                     <a:prstGeom prst="rect"/>
                   </pic:spPr>
@@ -1470,7 +1470,7 @@
     <w:r>
       <w:tab/>
       <w:tab/>
-      <w:t>2026-10-09</w:t>
+      <w:t>2026-10-10</w:t>
       <w:br/>
       <w:br/>
     </w:r>

--- a/klagomål/A 418-2026 FSC-klagomål.docx
+++ b/klagomål/A 418-2026 FSC-klagomål.docx
@@ -1470,7 +1470,7 @@
     <w:r>
       <w:tab/>
       <w:tab/>
-      <w:t>2026-10-10</w:t>
+      <w:t>2026-10-11</w:t>
       <w:br/>
       <w:br/>
     </w:r>

--- a/klagomål/A 418-2026 FSC-klagomål.docx
+++ b/klagomål/A 418-2026 FSC-klagomål.docx
@@ -1470,7 +1470,7 @@
     <w:r>
       <w:tab/>
       <w:tab/>
-      <w:t>2026-10-11</w:t>
+      <w:t>2026-10-12</w:t>
       <w:br/>
       <w:br/>
     </w:r>

--- a/klagomål/A 418-2026 FSC-klagomål.docx
+++ b/klagomål/A 418-2026 FSC-klagomål.docx
@@ -1470,7 +1470,7 @@
     <w:r>
       <w:tab/>
       <w:tab/>
-      <w:t>2026-10-12</w:t>
+      <w:t>2026-10-13</w:t>
       <w:br/>
       <w:br/>
     </w:r>

--- a/klagomål/A 418-2026 FSC-klagomål.docx
+++ b/klagomål/A 418-2026 FSC-klagomål.docx
@@ -178,7 +178,7 @@
       <w:r>
         <w:drawing>
           <wp:inline xmlns:a="http://schemas.openxmlformats.org/drawingml/2006/main" xmlns:pic="http://schemas.openxmlformats.org/drawingml/2006/picture">
-            <wp:extent cx="5486400" cy="4938269"/>
+            <wp:extent cx="5486400" cy="4942856"/>
             <wp:docPr id="1" name="Picture 1"/>
             <wp:cNvGraphicFramePr>
               <a:graphicFrameLocks noChangeAspect="1"/>
@@ -199,7 +199,7 @@
                   <pic:spPr>
                     <a:xfrm>
                       <a:off x="0" y="0"/>
-                      <a:ext cx="5486400" cy="4938269"/>
+                      <a:ext cx="5486400" cy="4942856"/>
                     </a:xfrm>
                     <a:prstGeom prst="rect"/>
                   </pic:spPr>
@@ -1470,7 +1470,7 @@
     <w:r>
       <w:tab/>
       <w:tab/>
-      <w:t>2026-10-13</w:t>
+      <w:t>2026-10-14</w:t>
       <w:br/>
       <w:br/>
     </w:r>

--- a/klagomål/A 418-2026 FSC-klagomål.docx
+++ b/klagomål/A 418-2026 FSC-klagomål.docx
@@ -1470,7 +1470,7 @@
     <w:r>
       <w:tab/>
       <w:tab/>
-      <w:t>2026-10-14</w:t>
+      <w:t>2026-10-15</w:t>
       <w:br/>
       <w:br/>
     </w:r>

--- a/klagomål/A 418-2026 FSC-klagomål.docx
+++ b/klagomål/A 418-2026 FSC-klagomål.docx
@@ -1470,7 +1470,7 @@
     <w:r>
       <w:tab/>
       <w:tab/>
-      <w:t>2026-10-15</w:t>
+      <w:t>2026-10-16</w:t>
       <w:br/>
       <w:br/>
     </w:r>

--- a/klagomål/A 418-2026 FSC-klagomål.docx
+++ b/klagomål/A 418-2026 FSC-klagomål.docx
@@ -1470,7 +1470,7 @@
     <w:r>
       <w:tab/>
       <w:tab/>
-      <w:t>2026-10-16</w:t>
+      <w:t>2026-10-17</w:t>
       <w:br/>
       <w:br/>
     </w:r>

--- a/klagomål/A 418-2026 FSC-klagomål.docx
+++ b/klagomål/A 418-2026 FSC-klagomål.docx
@@ -1470,7 +1470,7 @@
     <w:r>
       <w:tab/>
       <w:tab/>
-      <w:t>2026-10-17</w:t>
+      <w:t>2026-10-18</w:t>
       <w:br/>
       <w:br/>
     </w:r>

--- a/klagomål/A 418-2026 FSC-klagomål.docx
+++ b/klagomål/A 418-2026 FSC-klagomål.docx
@@ -1470,7 +1470,7 @@
     <w:r>
       <w:tab/>
       <w:tab/>
-      <w:t>2026-10-18</w:t>
+      <w:t>2026-10-19</w:t>
       <w:br/>
       <w:br/>
     </w:r>

--- a/klagomål/A 418-2026 FSC-klagomål.docx
+++ b/klagomål/A 418-2026 FSC-klagomål.docx
@@ -1470,7 +1470,7 @@
     <w:r>
       <w:tab/>
       <w:tab/>
-      <w:t>2026-10-19</w:t>
+      <w:t>2026-10-20</w:t>
       <w:br/>
       <w:br/>
     </w:r>

--- a/klagomål/A 418-2026 FSC-klagomål.docx
+++ b/klagomål/A 418-2026 FSC-klagomål.docx
@@ -1470,7 +1470,7 @@
     <w:r>
       <w:tab/>
       <w:tab/>
-      <w:t>2026-10-20</w:t>
+      <w:t>2026-10-21</w:t>
       <w:br/>
       <w:br/>
     </w:r>

--- a/klagomål/A 418-2026 FSC-klagomål.docx
+++ b/klagomål/A 418-2026 FSC-klagomål.docx
@@ -1470,7 +1470,7 @@
     <w:r>
       <w:tab/>
       <w:tab/>
-      <w:t>2026-10-21</w:t>
+      <w:t>2026-10-22</w:t>
       <w:br/>
       <w:br/>
     </w:r>

--- a/klagomål/A 418-2026 FSC-klagomål.docx
+++ b/klagomål/A 418-2026 FSC-klagomål.docx
@@ -1470,7 +1470,7 @@
     <w:r>
       <w:tab/>
       <w:tab/>
-      <w:t>2026-10-22</w:t>
+      <w:t>2026-10-23</w:t>
       <w:br/>
       <w:br/>
     </w:r>

--- a/klagomål/A 418-2026 FSC-klagomål.docx
+++ b/klagomål/A 418-2026 FSC-klagomål.docx
@@ -178,7 +178,7 @@
       <w:r>
         <w:drawing>
           <wp:inline xmlns:a="http://schemas.openxmlformats.org/drawingml/2006/main" xmlns:pic="http://schemas.openxmlformats.org/drawingml/2006/picture">
-            <wp:extent cx="5486400" cy="4942856"/>
+            <wp:extent cx="5486400" cy="4938269"/>
             <wp:docPr id="1" name="Picture 1"/>
             <wp:cNvGraphicFramePr>
               <a:graphicFrameLocks noChangeAspect="1"/>
@@ -199,7 +199,7 @@
                   <pic:spPr>
                     <a:xfrm>
                       <a:off x="0" y="0"/>
-                      <a:ext cx="5486400" cy="4942856"/>
+                      <a:ext cx="5486400" cy="4938269"/>
                     </a:xfrm>
                     <a:prstGeom prst="rect"/>
                   </pic:spPr>
@@ -1470,7 +1470,7 @@
     <w:r>
       <w:tab/>
       <w:tab/>
-      <w:t>2026-10-23</w:t>
+      <w:t>2026-10-24</w:t>
       <w:br/>
       <w:br/>
     </w:r>

--- a/klagomål/A 418-2026 FSC-klagomål.docx
+++ b/klagomål/A 418-2026 FSC-klagomål.docx
@@ -346,7 +346,7 @@
       <w:r>
         <w:drawing>
           <wp:inline xmlns:a="http://schemas.openxmlformats.org/drawingml/2006/main" xmlns:pic="http://schemas.openxmlformats.org/drawingml/2006/picture">
-            <wp:extent cx="5486400" cy="6458505"/>
+            <wp:extent cx="5486400" cy="6450676"/>
             <wp:docPr id="2" name="Picture 2"/>
             <wp:cNvGraphicFramePr>
               <a:graphicFrameLocks noChangeAspect="1"/>
@@ -367,7 +367,7 @@
                   <pic:spPr>
                     <a:xfrm>
                       <a:off x="0" y="0"/>
-                      <a:ext cx="5486400" cy="6458505"/>
+                      <a:ext cx="5486400" cy="6450676"/>
                     </a:xfrm>
                     <a:prstGeom prst="rect"/>
                   </pic:spPr>
@@ -1470,7 +1470,7 @@
     <w:r>
       <w:tab/>
       <w:tab/>
-      <w:t>2026-10-24</w:t>
+      <w:t>2026-10-25</w:t>
       <w:br/>
       <w:br/>
     </w:r>

--- a/klagomål/A 418-2026 FSC-klagomål.docx
+++ b/klagomål/A 418-2026 FSC-klagomål.docx
@@ -1470,7 +1470,7 @@
     <w:r>
       <w:tab/>
       <w:tab/>
-      <w:t>2026-10-25</w:t>
+      <w:t>2026-10-26</w:t>
       <w:br/>
       <w:br/>
     </w:r>

--- a/klagomål/A 418-2026 FSC-klagomål.docx
+++ b/klagomål/A 418-2026 FSC-klagomål.docx
@@ -178,7 +178,7 @@
       <w:r>
         <w:drawing>
           <wp:inline xmlns:a="http://schemas.openxmlformats.org/drawingml/2006/main" xmlns:pic="http://schemas.openxmlformats.org/drawingml/2006/picture">
-            <wp:extent cx="5486400" cy="4938269"/>
+            <wp:extent cx="5486400" cy="4942856"/>
             <wp:docPr id="1" name="Picture 1"/>
             <wp:cNvGraphicFramePr>
               <a:graphicFrameLocks noChangeAspect="1"/>
@@ -199,7 +199,7 @@
                   <pic:spPr>
                     <a:xfrm>
                       <a:off x="0" y="0"/>
-                      <a:ext cx="5486400" cy="4938269"/>
+                      <a:ext cx="5486400" cy="4942856"/>
                     </a:xfrm>
                     <a:prstGeom prst="rect"/>
                   </pic:spPr>
@@ -346,7 +346,7 @@
       <w:r>
         <w:drawing>
           <wp:inline xmlns:a="http://schemas.openxmlformats.org/drawingml/2006/main" xmlns:pic="http://schemas.openxmlformats.org/drawingml/2006/picture">
-            <wp:extent cx="5486400" cy="6450676"/>
+            <wp:extent cx="5486400" cy="6458505"/>
             <wp:docPr id="2" name="Picture 2"/>
             <wp:cNvGraphicFramePr>
               <a:graphicFrameLocks noChangeAspect="1"/>
@@ -367,7 +367,7 @@
                   <pic:spPr>
                     <a:xfrm>
                       <a:off x="0" y="0"/>
-                      <a:ext cx="5486400" cy="6450676"/>
+                      <a:ext cx="5486400" cy="6458505"/>
                     </a:xfrm>
                     <a:prstGeom prst="rect"/>
                   </pic:spPr>
@@ -1470,7 +1470,7 @@
     <w:r>
       <w:tab/>
       <w:tab/>
-      <w:t>2026-10-26</w:t>
+      <w:t>2026-10-27</w:t>
       <w:br/>
       <w:br/>
     </w:r>

--- a/klagomål/A 418-2026 FSC-klagomål.docx
+++ b/klagomål/A 418-2026 FSC-klagomål.docx
@@ -1470,7 +1470,7 @@
     <w:r>
       <w:tab/>
       <w:tab/>
-      <w:t>2026-10-27</w:t>
+      <w:t>2026-10-28</w:t>
       <w:br/>
       <w:br/>
     </w:r>

--- a/klagomål/A 418-2026 FSC-klagomål.docx
+++ b/klagomål/A 418-2026 FSC-klagomål.docx
@@ -1470,7 +1470,7 @@
     <w:r>
       <w:tab/>
       <w:tab/>
-      <w:t>2026-10-28</w:t>
+      <w:t>2026-10-29</w:t>
       <w:br/>
       <w:br/>
     </w:r>

--- a/klagomål/A 418-2026 FSC-klagomål.docx
+++ b/klagomål/A 418-2026 FSC-klagomål.docx
@@ -168,7 +168,7 @@
     </w:p>
     <w:p>
       <w:r>
-        <w:t>Detta klagomål behandlar höga naturvärden i avverkningsanmälan A 418-2026 i Sundsvalls kommun som inkom 2026-01-06 och omfattar 3,9 ha.</w:t>
+        <w:t>Detta klagomål behandlar höga naturvärden i avverkningsanmälan A 418-2026 i Sundsvalls kommun som inkom 2026-01-06 och omfattar 4,6 ha.</w:t>
       </w:r>
     </w:p>
     <w:p>
@@ -178,7 +178,7 @@
       <w:r>
         <w:drawing>
           <wp:inline xmlns:a="http://schemas.openxmlformats.org/drawingml/2006/main" xmlns:pic="http://schemas.openxmlformats.org/drawingml/2006/picture">
-            <wp:extent cx="5486400" cy="4942856"/>
+            <wp:extent cx="5486400" cy="5311186"/>
             <wp:docPr id="1" name="Picture 1"/>
             <wp:cNvGraphicFramePr>
               <a:graphicFrameLocks noChangeAspect="1"/>
@@ -199,7 +199,7 @@
                   <pic:spPr>
                     <a:xfrm>
                       <a:off x="0" y="0"/>
-                      <a:ext cx="5486400" cy="4942856"/>
+                      <a:ext cx="5486400" cy="5311186"/>
                     </a:xfrm>
                     <a:prstGeom prst="rect"/>
                   </pic:spPr>
@@ -216,12 +216,12 @@
         <w:spacing w:after="240"/>
       </w:pPr>
       <w:r>
-        <w:t>Figur 1. Fyndplatser för naturvårdsarter i och inom 20 meter från avverkningsanmälan. Markörer utan svart kant är placerade på fyndplatsen. Markörer med svart kant är placerade vid sidan av fyndplatsen och har ett svart streck som visar fyndplatsens exakta position. Kartans mittpunktskoordinat är N 6907245, E 620545 i SWEREF 99 TM.</w:t>
+        <w:t>Figur 1. Fyndplatser för naturvårdsarter i och inom 25 meter från avverkningsanmälan. Markörer utan svart kant är placerade på fyndplatsen. Markörer med svart kant är placerade vid sidan av fyndplatsen och har ett svart streck som visar fyndplatsens exakta position. Kartans mittpunktskoordinat är N 6907140, E 620606 i SWEREF 99 TM.</w:t>
       </w:r>
     </w:p>
     <w:p>
       <w:r>
-        <w:t>I och inom 20 meter från avverkningsanmälan finns fynd av 11 naturvårdsarter, varav 9 är rödlistade, 2 är fridlysta, 8 är typiska (T) och 2 är signalarter (S): trådbrosklav (EN), garnlav (VU, T), knärot (VU, T, §8), gultoppig fingersvamp (NT), kötticka (NT), orange taggsvamp (NT, T), tretåig hackspett (NT, T, §4), ullticka (NT, T), violettgrå tagellav (NT, T), mörk husmossa (S, T) och skinnlav (S, T). Se Figur 1.</w:t>
+        <w:t>I och inom 25 meter från avverkningsanmälan finns fynd av 11 naturvårdsarter, varav 9 är rödlistade, 2 är fridlysta, 8 är typiska (T) och 2 är signalarter (S): trådbrosklav (EN), garnlav (VU, T), knärot (VU, T, §8), gultoppig fingersvamp (NT), kötticka (NT), orange taggsvamp (NT, T), tretåig hackspett (NT, T, §4), ullticka (NT, T), violettgrå tagellav (NT, T), mörk husmossa (S, T) och skinnlav (S, T). Se Figur 1.</w:t>
       </w:r>
     </w:p>
     <w:p>
@@ -336,7 +336,7 @@
     </w:p>
     <w:p>
       <w:r>
-        <w:t>I det avverkningsanmälda området finns 15 fyndplatser för knärot registrerade på Artportalen. Figur 2 visar gränserna för buffertzoner på 50 m, som behöver lämnas kring fyndplatserna för att knärotslokalerna inte ska försvinna vid en avverkning. Av det avverkningsanmälda området överlappar 2.61 ha med buffertzonerna och får av detta skäl inte avverkas.</w:t>
+        <w:t>I det avverkningsanmälda området finns 17 fyndplatser för knärot registrerade på Artportalen. Figur 2 visar gränserna för buffertzoner på 50 m, som behöver lämnas kring fyndplatserna för att knärotslokalerna inte ska försvinna vid en avverkning. Av det avverkningsanmälda området överlappar 2.83 ha med buffertzonerna och får av detta skäl inte avverkas.</w:t>
       </w:r>
     </w:p>
     <w:p>
@@ -346,7 +346,7 @@
       <w:r>
         <w:drawing>
           <wp:inline xmlns:a="http://schemas.openxmlformats.org/drawingml/2006/main" xmlns:pic="http://schemas.openxmlformats.org/drawingml/2006/picture">
-            <wp:extent cx="5486400" cy="6458505"/>
+            <wp:extent cx="5486400" cy="7105218"/>
             <wp:docPr id="2" name="Picture 2"/>
             <wp:cNvGraphicFramePr>
               <a:graphicFrameLocks noChangeAspect="1"/>
@@ -367,7 +367,7 @@
                   <pic:spPr>
                     <a:xfrm>
                       <a:off x="0" y="0"/>
-                      <a:ext cx="5486400" cy="6458505"/>
+                      <a:ext cx="5486400" cy="7105218"/>
                     </a:xfrm>
                     <a:prstGeom prst="rect"/>
                   </pic:spPr>
@@ -384,7 +384,7 @@
         <w:spacing w:after="240"/>
       </w:pPr>
       <w:r>
-        <w:t>Figur 2. Fyndplatser och buffertzoner för knärot i det avverkningsanmälda området. Endast fyndplatser vars buffertzoner överlappar med det avverkningsanmälda området har tagits med i visualiseringen. Kartans mittpunktskoordinat är N 6907245, E 620545 i SWEREF 99 TM.</w:t>
+        <w:t>Figur 2. Fyndplatser och buffertzoner för knärot i det avverkningsanmälda området. Endast fyndplatser vars buffertzoner överlappar med det avverkningsanmälda området har tagits med i visualiseringen. Kartans mittpunktskoordinat är N 6907140, E 620606 i SWEREF 99 TM.</w:t>
       </w:r>
     </w:p>
     <w:p>
@@ -1470,7 +1470,7 @@
     <w:r>
       <w:tab/>
       <w:tab/>
-      <w:t>2026-10-29</w:t>
+      <w:t>2026-10-31</w:t>
       <w:br/>
       <w:br/>
     </w:r>
